--- a/week4/Stage_1_SmartCare_v01_and_AI_Activity_Card.docx
+++ b/week4/Stage_1_SmartCare_v01_and_AI_Activity_Card.docx
@@ -1,6 +1,6 @@
 
 <file path=word/document.xml><?xml version="1.0" encoding="utf-8"?>
-<w:document xmlns:wpc="http://schemas.microsoft.com/office/word/2010/wordprocessingCanvas" xmlns:cx="http://schemas.microsoft.com/office/drawing/2014/chartex" xmlns:cx1="http://schemas.microsoft.com/office/drawing/2015/9/8/chartex" xmlns:cx2="http://schemas.microsoft.com/office/drawing/2015/10/21/chartex" xmlns:cx3="http://schemas.microsoft.com/office/drawing/2016/5/9/chartex" xmlns:cx4="http://schemas.microsoft.com/office/drawing/2016/5/10/chartex" xmlns:cx5="http://schemas.microsoft.com/office/drawing/2016/5/11/chartex" xmlns:cx6="http://schemas.microsoft.com/office/drawing/2016/5/12/chartex" xmlns:cx7="http://schemas.microsoft.com/office/drawing/2016/5/13/chartex" xmlns:cx8="http://schemas.microsoft.com/office/drawing/2016/5/14/chartex" xmlns:mc="http://schemas.openxmlformats.org/markup-compatibility/2006" xmlns:aink="http://schemas.microsoft.com/office/drawing/2016/ink" xmlns:am3d="http://schemas.microsoft.com/office/drawing/2017/model3d" xmlns:o="urn:schemas-microsoft-com:office:office" xmlns:oel="http://schemas.microsoft.com/office/2019/extlst" xmlns:r="http://schemas.openxmlformats.org/officeDocument/2006/relationships" xmlns:m="http://schemas.openxmlformats.org/officeDocument/2006/math" xmlns:v="urn:schemas-microsoft-com:vml" xmlns:wp14="http://schemas.microsoft.com/office/word/2010/wordprocessingDrawing" xmlns:wp="http://schemas.openxmlformats.org/drawingml/2006/wordprocessingDrawing" xmlns:w10="urn:schemas-microsoft-com:office:word" xmlns:w="http://schemas.openxmlformats.org/wordprocessingml/2006/main" xmlns:w14="http://schemas.microsoft.com/office/word/2010/wordml" xmlns:w15="http://schemas.microsoft.com/office/word/2012/wordml" xmlns:w16cei="http://schemas.microsoft.com/office/word/2026/wordml/cei" xmlns:w16cex="http://schemas.microsoft.com/office/word/2018/wordml/cex" xmlns:w16cid="http://schemas.microsoft.com/office/word/2016/wordml/cid" xmlns:w16="http://schemas.microsoft.com/office/word/2018/wordml" xmlns:w16du="http://schemas.microsoft.com/office/word/2023/wordml/word16du" xmlns:w16sdtdh="http://schemas.microsoft.com/office/word/2020/wordml/sdtdatahash" xmlns:w16sdtfl="http://schemas.microsoft.com/office/word/2024/wordml/sdtformatlock" xmlns:w16se="http://schemas.microsoft.com/office/word/2015/wordml/symex" xmlns:wpg="http://schemas.microsoft.com/office/word/2010/wordprocessingGroup" xmlns:wpi="http://schemas.microsoft.com/office/word/2010/wordprocessingInk" xmlns:wne="http://schemas.microsoft.com/office/word/2006/wordml" xmlns:wps="http://schemas.microsoft.com/office/word/2010/wordprocessingShape" mc:Ignorable="w14 w15 w16se w16cid w16 w16cex w16sdtdh w16sdtfl w16du wp14">
+<w:document xmlns:wpc="http://schemas.microsoft.com/office/word/2010/wordprocessingCanvas" xmlns:cx="http://schemas.microsoft.com/office/drawing/2014/chartex" xmlns:cx1="http://schemas.microsoft.com/office/drawing/2015/9/8/chartex" xmlns:cx2="http://schemas.microsoft.com/office/drawing/2015/10/21/chartex" xmlns:cx3="http://schemas.microsoft.com/office/drawing/2016/5/9/chartex" xmlns:cx4="http://schemas.microsoft.com/office/drawing/2016/5/10/chartex" xmlns:cx5="http://schemas.microsoft.com/office/drawing/2016/5/11/chartex" xmlns:cx6="http://schemas.microsoft.com/office/drawing/2016/5/12/chartex" xmlns:cx7="http://schemas.microsoft.com/office/drawing/2016/5/13/chartex" xmlns:cx8="http://schemas.microsoft.com/office/drawing/2016/5/14/chartex" xmlns:mc="http://schemas.openxmlformats.org/markup-compatibility/2006" xmlns:aink="http://schemas.microsoft.com/office/drawing/2016/ink" xmlns:am3d="http://schemas.microsoft.com/office/drawing/2017/model3d" xmlns:o="urn:schemas-microsoft-com:office:office" xmlns:oel="http://schemas.microsoft.com/office/2019/extlst" xmlns:r="http://schemas.openxmlformats.org/officeDocument/2006/relationships" xmlns:m="http://schemas.openxmlformats.org/officeDocument/2006/math" xmlns:v="urn:schemas-microsoft-com:vml" xmlns:wp14="http://schemas.microsoft.com/office/word/2010/wordprocessingDrawing" xmlns:wp="http://schemas.openxmlformats.org/drawingml/2006/wordprocessingDrawing" xmlns:w10="urn:schemas-microsoft-com:office:word" xmlns:w="http://schemas.openxmlformats.org/wordprocessingml/2006/main" xmlns:w14="http://schemas.microsoft.com/office/word/2010/wordml" xmlns:w15="http://schemas.microsoft.com/office/word/2012/wordml" xmlns:w16cex="http://schemas.microsoft.com/office/word/2018/wordml/cex" xmlns:w16cid="http://schemas.microsoft.com/office/word/2016/wordml/cid" xmlns:w16="http://schemas.microsoft.com/office/word/2018/wordml" xmlns:w16du="http://schemas.microsoft.com/office/word/2023/wordml/word16du" xmlns:w16sdtdh="http://schemas.microsoft.com/office/word/2020/wordml/sdtdatahash" xmlns:w16sdtfl="http://schemas.microsoft.com/office/word/2024/wordml/sdtformatlock" xmlns:w16se="http://schemas.microsoft.com/office/word/2015/wordml/symex" xmlns:wpg="http://schemas.microsoft.com/office/word/2010/wordprocessingGroup" xmlns:wpi="http://schemas.microsoft.com/office/word/2010/wordprocessingInk" xmlns:wne="http://schemas.microsoft.com/office/word/2006/wordml" xmlns:wps="http://schemas.microsoft.com/office/word/2010/wordprocessingShape" mc:Ignorable="w14 w15 w16se w16cid w16 w16cex w16sdtdh w16sdtfl w16du wp14">
   <w:body>
     <w:p>
       <w:pPr>
@@ -16,10 +16,7 @@
         <w:jc w:val="center"/>
       </w:pPr>
       <w:r>
-        <w:t>A2 Case Study Stage 1</w:t>
-      </w:r>
-      <w:r>
-        <w:t xml:space="preserve"> student resource</w:t>
+        <w:t>A2 Case Study Stage 1 student resource</w:t>
       </w:r>
     </w:p>
     <w:p>
@@ -52,8 +49,51 @@
       </w:r>
     </w:p>
     <w:p>
+      <w:pPr>
+        <w:pStyle w:val="Heading2"/>
+        <w:rPr>
+          <w:rFonts w:ascii="Aptos" w:eastAsiaTheme="minorEastAsia" w:hAnsi="Aptos" w:cstheme="minorBidi"/>
+          <w:b w:val="0"/>
+          <w:bCs w:val="0"/>
+          <w:color w:val="auto"/>
+          <w:sz w:val="21"/>
+          <w:szCs w:val="22"/>
+        </w:rPr>
+      </w:pPr>
       <w:r>
-        <w:t>Write approximately 100 words.</w:t>
+        <w:rPr>
+          <w:rFonts w:ascii="Aptos" w:eastAsiaTheme="minorEastAsia" w:hAnsi="Aptos" w:cstheme="minorBidi"/>
+          <w:b w:val="0"/>
+          <w:bCs w:val="0"/>
+          <w:color w:val="auto"/>
+          <w:sz w:val="21"/>
+          <w:szCs w:val="22"/>
+        </w:rPr>
+        <w:t xml:space="preserve">SmartCare Community Clinic currently uses spreadsheets and paper records to manage patients and appointments. This makes it difficult to keep information </w:t>
+      </w:r>
+      <w:proofErr w:type="spellStart"/>
+      <w:r>
+        <w:rPr>
+          <w:rFonts w:ascii="Aptos" w:eastAsiaTheme="minorEastAsia" w:hAnsi="Aptos" w:cstheme="minorBidi"/>
+          <w:b w:val="0"/>
+          <w:bCs w:val="0"/>
+          <w:color w:val="auto"/>
+          <w:sz w:val="21"/>
+          <w:szCs w:val="22"/>
+        </w:rPr>
+        <w:t>organised</w:t>
+      </w:r>
+      <w:proofErr w:type="spellEnd"/>
+      <w:r>
+        <w:rPr>
+          <w:rFonts w:ascii="Aptos" w:eastAsiaTheme="minorEastAsia" w:hAnsi="Aptos" w:cstheme="minorBidi"/>
+          <w:b w:val="0"/>
+          <w:bCs w:val="0"/>
+          <w:color w:val="auto"/>
+          <w:sz w:val="21"/>
+          <w:szCs w:val="22"/>
+        </w:rPr>
+        <w:t xml:space="preserve"> and can lead to problems such as duplicate appointments, difficulty finding patient records and limited visibility of practitioner availability. The clinic wants to introduce a simple software system to improve the management of patients, practitioners and appointments. However, the client's initial request is not yet a complete specification, so further information is needed before development begins. The system requirements, user needs, appointment processes and information that should be stored need to be clarified with the client.</w:t>
       </w:r>
     </w:p>
     <w:p>
@@ -101,13 +141,21 @@
           <w:tcPr>
             <w:tcW w:w="5040" w:type="dxa"/>
           </w:tcPr>
-          <w:p/>
+          <w:p>
+            <w:r>
+              <w:t>Patients</w:t>
+            </w:r>
+          </w:p>
         </w:tc>
         <w:tc>
           <w:tcPr>
             <w:tcW w:w="5040" w:type="dxa"/>
           </w:tcPr>
-          <w:p/>
+          <w:p>
+            <w:r>
+              <w:t>Accurate appointment information and an easy way to manage their appointments</w:t>
+            </w:r>
+          </w:p>
         </w:tc>
       </w:tr>
       <w:tr>
@@ -115,13 +163,21 @@
           <w:tcPr>
             <w:tcW w:w="5040" w:type="dxa"/>
           </w:tcPr>
-          <w:p/>
+          <w:p>
+            <w:r>
+              <w:t>Receptionists</w:t>
+            </w:r>
+          </w:p>
         </w:tc>
         <w:tc>
           <w:tcPr>
             <w:tcW w:w="5040" w:type="dxa"/>
           </w:tcPr>
-          <w:p/>
+          <w:p>
+            <w:r>
+              <w:t>A simple way to manage patient records and book appointments</w:t>
+            </w:r>
+          </w:p>
         </w:tc>
       </w:tr>
       <w:tr>
@@ -129,13 +185,21 @@
           <w:tcPr>
             <w:tcW w:w="5040" w:type="dxa"/>
           </w:tcPr>
-          <w:p/>
+          <w:p>
+            <w:r>
+              <w:t>Practitioners</w:t>
+            </w:r>
+          </w:p>
         </w:tc>
         <w:tc>
           <w:tcPr>
             <w:tcW w:w="5040" w:type="dxa"/>
           </w:tcPr>
-          <w:p/>
+          <w:p>
+            <w:r>
+              <w:t>A clear view of their appointments and availability</w:t>
+            </w:r>
+          </w:p>
         </w:tc>
       </w:tr>
       <w:tr>
@@ -143,13 +207,21 @@
           <w:tcPr>
             <w:tcW w:w="5040" w:type="dxa"/>
           </w:tcPr>
-          <w:p/>
+          <w:p>
+            <w:r>
+              <w:t>Clinic management</w:t>
+            </w:r>
+          </w:p>
         </w:tc>
         <w:tc>
           <w:tcPr>
             <w:tcW w:w="5040" w:type="dxa"/>
           </w:tcPr>
-          <w:p/>
+          <w:p>
+            <w:r>
+              <w:t>Reliable information about patients, practitioners and appointments to help manage the clinic</w:t>
+            </w:r>
+          </w:p>
         </w:tc>
       </w:tr>
     </w:tbl>
@@ -209,19 +281,31 @@
           <w:tcPr>
             <w:tcW w:w="3360" w:type="dxa"/>
           </w:tcPr>
-          <w:p/>
+          <w:p>
+            <w:r>
+              <w:t>Patient management</w:t>
+            </w:r>
+          </w:p>
         </w:tc>
         <w:tc>
           <w:tcPr>
             <w:tcW w:w="3360" w:type="dxa"/>
           </w:tcPr>
-          <w:p/>
+          <w:p>
+            <w:r>
+              <w:t>Confirmed</w:t>
+            </w:r>
+          </w:p>
         </w:tc>
         <w:tc>
           <w:tcPr>
             <w:tcW w:w="3360" w:type="dxa"/>
           </w:tcPr>
-          <w:p/>
+          <w:p>
+            <w:r>
+              <w:t>The client specifically said the software needs to help manage patients</w:t>
+            </w:r>
+          </w:p>
         </w:tc>
       </w:tr>
       <w:tr>
@@ -229,19 +313,31 @@
           <w:tcPr>
             <w:tcW w:w="3360" w:type="dxa"/>
           </w:tcPr>
-          <w:p/>
+          <w:p>
+            <w:r>
+              <w:t>Practitioner management</w:t>
+            </w:r>
+          </w:p>
         </w:tc>
         <w:tc>
           <w:tcPr>
             <w:tcW w:w="3360" w:type="dxa"/>
           </w:tcPr>
-          <w:p/>
+          <w:p>
+            <w:r>
+              <w:t>Confirmed</w:t>
+            </w:r>
+          </w:p>
         </w:tc>
         <w:tc>
           <w:tcPr>
             <w:tcW w:w="3360" w:type="dxa"/>
           </w:tcPr>
-          <w:p/>
+          <w:p>
+            <w:r>
+              <w:t>The client specifically said the software needs to help manage practitioners</w:t>
+            </w:r>
+          </w:p>
         </w:tc>
       </w:tr>
       <w:tr>
@@ -249,19 +345,31 @@
           <w:tcPr>
             <w:tcW w:w="3360" w:type="dxa"/>
           </w:tcPr>
-          <w:p/>
+          <w:p>
+            <w:r>
+              <w:t>Appointment management</w:t>
+            </w:r>
+          </w:p>
         </w:tc>
         <w:tc>
           <w:tcPr>
             <w:tcW w:w="3360" w:type="dxa"/>
           </w:tcPr>
-          <w:p/>
+          <w:p>
+            <w:r>
+              <w:t>Confirmed</w:t>
+            </w:r>
+          </w:p>
         </w:tc>
         <w:tc>
           <w:tcPr>
             <w:tcW w:w="3360" w:type="dxa"/>
           </w:tcPr>
-          <w:p/>
+          <w:p>
+            <w:r>
+              <w:t>The client specifically said the software needs to help manage appointments</w:t>
+            </w:r>
+          </w:p>
         </w:tc>
       </w:tr>
       <w:tr>
@@ -269,19 +377,35 @@
           <w:tcPr>
             <w:tcW w:w="3360" w:type="dxa"/>
           </w:tcPr>
-          <w:p/>
+          <w:p>
+            <w:r>
+              <w:t>Patient search</w:t>
+            </w:r>
+          </w:p>
         </w:tc>
         <w:tc>
           <w:tcPr>
             <w:tcW w:w="3360" w:type="dxa"/>
           </w:tcPr>
-          <w:p/>
+          <w:p>
+            <w:r>
+              <w:t>Provisional</w:t>
+            </w:r>
+          </w:p>
         </w:tc>
         <w:tc>
           <w:tcPr>
             <w:tcW w:w="3360" w:type="dxa"/>
           </w:tcPr>
-          <w:p/>
+          <w:p>
+            <w:r>
+              <w:t xml:space="preserve">It could help manage patient records, but the client has not </w:t>
+            </w:r>
+            <w:r>
+              <w:lastRenderedPageBreak/>
+              <w:t>explicitly confirmed that a search function is required</w:t>
+            </w:r>
+          </w:p>
         </w:tc>
       </w:tr>
     </w:tbl>
@@ -290,32 +414,80 @@
         <w:pStyle w:val="Heading2"/>
       </w:pPr>
       <w:r>
+        <w:lastRenderedPageBreak/>
         <w:t>4. Questions for the client</w:t>
       </w:r>
     </w:p>
     <w:p>
       <w:r>
-        <w:t>1. ______________________________________________________________</w:t>
+        <w:t xml:space="preserve">1. </w:t>
+      </w:r>
+      <w:r>
+        <w:t>What information needs to be stored for each patient</w:t>
+      </w:r>
+      <w:r>
+        <w:t>?</w:t>
+      </w:r>
+    </w:p>
+    <w:p>
+      <w:pPr>
+        <w:rPr>
+          <w:lang w:val="en-AU"/>
+        </w:rPr>
+      </w:pPr>
+      <w:r>
+        <w:t xml:space="preserve">2. </w:t>
+      </w:r>
+      <w:r>
+        <w:rPr>
+          <w:b/>
+          <w:bCs/>
+          <w:lang w:val="en-AU"/>
+        </w:rPr>
+        <w:t>What information needs to be stored for each practitioner?</w:t>
+      </w:r>
+    </w:p>
+    <w:p>
+      <w:pPr>
+        <w:rPr>
+          <w:lang w:val="en-AU"/>
+        </w:rPr>
+      </w:pPr>
+      <w:r>
+        <w:t xml:space="preserve">3. </w:t>
+      </w:r>
+      <w:r>
+        <w:rPr>
+          <w:b/>
+          <w:bCs/>
+          <w:lang w:val="en-AU"/>
+        </w:rPr>
+        <w:t>How should appointments be booked, changed and cancelled?</w:t>
       </w:r>
     </w:p>
     <w:p>
       <w:r>
-        <w:t>2. ______________________________________________________________</w:t>
+        <w:t xml:space="preserve">4. </w:t>
+      </w:r>
+      <w:r>
+        <w:t>W</w:t>
+      </w:r>
+      <w:r>
+        <w:t>ho should be allowed to access and modify patient and appointment information</w:t>
+      </w:r>
+      <w:r>
+        <w:t>?</w:t>
       </w:r>
     </w:p>
     <w:p>
       <w:r>
-        <w:t>3. ______________________________________________________________</w:t>
+        <w:t xml:space="preserve">5. </w:t>
       </w:r>
-    </w:p>
-    <w:p>
       <w:r>
-        <w:t>4. ______________________________________________________________</w:t>
+        <w:t>What reports or information does clinic management need from the system</w:t>
       </w:r>
-    </w:p>
-    <w:p>
       <w:r>
-        <w:t>5. ______________________________________________________________</w:t>
+        <w:t>?</w:t>
       </w:r>
     </w:p>
     <w:p>
@@ -328,18 +500,43 @@
     </w:p>
     <w:p>
       <w:r>
-        <w:t>1. ______________________________________________________________</w:t>
+        <w:t xml:space="preserve">1. </w:t>
+      </w:r>
+      <w:r>
+        <w:t>What specific patient information needs to be stored</w:t>
+      </w:r>
+      <w:r>
+        <w:t>?</w:t>
       </w:r>
     </w:p>
     <w:p>
       <w:r>
-        <w:t>2. ______________________________________________________________</w:t>
+        <w:t xml:space="preserve">2. </w:t>
+      </w:r>
+      <w:r>
+        <w:t xml:space="preserve">What specific practitioner information and availability </w:t>
+      </w:r>
+      <w:proofErr w:type="gramStart"/>
+      <w:r>
+        <w:t>needs</w:t>
+      </w:r>
+      <w:proofErr w:type="gramEnd"/>
+      <w:r>
+        <w:t xml:space="preserve"> to be stored</w:t>
+      </w:r>
+      <w:r>
+        <w:t>?</w:t>
       </w:r>
     </w:p>
     <w:p>
       <w:r>
-        <w:lastRenderedPageBreak/>
-        <w:t>3. ______________________________________________________________</w:t>
+        <w:t xml:space="preserve">3. </w:t>
+      </w:r>
+      <w:r>
+        <w:t>What rules should the system follow when booking, changing or cancelling appointments</w:t>
+      </w:r>
+      <w:r>
+        <w:t>?</w:t>
       </w:r>
     </w:p>
     <w:p>
@@ -370,6 +567,19 @@
       </w:r>
     </w:p>
     <w:p>
+      <w:r>
+        <w:t xml:space="preserve">I think the code creates a list to store appointments and uses a function to add patient, practitioner and appointment information to the list. Another function displays the appointments. One problem I can already identify is that it only checks whether the </w:t>
+      </w:r>
+      <w:proofErr w:type="gramStart"/>
+      <w:r>
+        <w:t>patient</w:t>
+      </w:r>
+      <w:proofErr w:type="gramEnd"/>
+      <w:r>
+        <w:t xml:space="preserve"> name is empty and does not check for other invalid information or duplicate appointments</w:t>
+      </w:r>
+    </w:p>
+    <w:p>
       <w:pPr>
         <w:pStyle w:val="Heading2"/>
       </w:pPr>
@@ -379,16 +589,34 @@
     </w:p>
     <w:p>
       <w:r>
-        <w:t>Act as a tutor. Explain this code and identify potential problems. Do not provide a complete replacement. Ask me questions that help me reason about the solution.</w:t>
+        <w:t xml:space="preserve">Act as a tutor. Explain this code and identify potential problems. Do not provide a complete replacement. Ask me questions that help </w:t>
+      </w:r>
+      <w:proofErr w:type="gramStart"/>
+      <w:r>
+        <w:t>me</w:t>
+      </w:r>
+      <w:proofErr w:type="gramEnd"/>
+      <w:r>
+        <w:t xml:space="preserve"> reason </w:t>
+      </w:r>
+      <w:proofErr w:type="gramStart"/>
+      <w:r>
+        <w:t>about</w:t>
+      </w:r>
+      <w:proofErr w:type="gramEnd"/>
+      <w:r>
+        <w:t xml:space="preserve"> the solution.</w:t>
       </w:r>
     </w:p>
     <w:p>
       <w:pPr>
         <w:pStyle w:val="Heading2"/>
       </w:pPr>
+      <w:proofErr w:type="gramStart"/>
       <w:r>
         <w:t>Evaluate</w:t>
       </w:r>
+      <w:proofErr w:type="gramEnd"/>
     </w:p>
     <w:tbl>
       <w:tblPr>
@@ -460,13 +688,21 @@
           <w:tcPr>
             <w:tcW w:w="2016" w:type="dxa"/>
           </w:tcPr>
-          <w:p/>
+          <w:p>
+            <w:r>
+              <w:t>The appointments are stored in a list of dictionaries</w:t>
+            </w:r>
+          </w:p>
         </w:tc>
         <w:tc>
           <w:tcPr>
             <w:tcW w:w="2016" w:type="dxa"/>
           </w:tcPr>
-          <w:p/>
+          <w:p>
+            <w:r>
+              <w:t>✓</w:t>
+            </w:r>
+          </w:p>
         </w:tc>
         <w:tc>
           <w:tcPr>
@@ -492,13 +728,29 @@
           <w:tcPr>
             <w:tcW w:w="2016" w:type="dxa"/>
           </w:tcPr>
-          <w:p/>
+          <w:p>
+            <w:r>
+              <w:t xml:space="preserve">The program checks that the </w:t>
+            </w:r>
+            <w:proofErr w:type="gramStart"/>
+            <w:r>
+              <w:t>patient</w:t>
+            </w:r>
+            <w:proofErr w:type="gramEnd"/>
+            <w:r>
+              <w:t xml:space="preserve"> name is not empty</w:t>
+            </w:r>
+          </w:p>
         </w:tc>
         <w:tc>
           <w:tcPr>
             <w:tcW w:w="2016" w:type="dxa"/>
           </w:tcPr>
-          <w:p/>
+          <w:p>
+            <w:r>
+              <w:t>✓</w:t>
+            </w:r>
+          </w:p>
         </w:tc>
         <w:tc>
           <w:tcPr>
@@ -524,13 +776,29 @@
           <w:tcPr>
             <w:tcW w:w="2016" w:type="dxa"/>
           </w:tcPr>
-          <w:p/>
+          <w:p>
+            <w:r>
+              <w:t xml:space="preserve">The </w:t>
+            </w:r>
+            <w:proofErr w:type="gramStart"/>
+            <w:r>
+              <w:t>practitioner</w:t>
+            </w:r>
+            <w:proofErr w:type="gramEnd"/>
+            <w:r>
+              <w:t xml:space="preserve"> name and appointment time are not validated</w:t>
+            </w:r>
+          </w:p>
         </w:tc>
         <w:tc>
           <w:tcPr>
             <w:tcW w:w="2016" w:type="dxa"/>
           </w:tcPr>
-          <w:p/>
+          <w:p>
+            <w:r>
+              <w:t>✓</w:t>
+            </w:r>
+          </w:p>
         </w:tc>
         <w:tc>
           <w:tcPr>
@@ -556,13 +824,21 @@
           <w:tcPr>
             <w:tcW w:w="2016" w:type="dxa"/>
           </w:tcPr>
-          <w:p/>
+          <w:p>
+            <w:r>
+              <w:t>The program does not check for duplicate appointments</w:t>
+            </w:r>
+          </w:p>
         </w:tc>
         <w:tc>
           <w:tcPr>
             <w:tcW w:w="2016" w:type="dxa"/>
           </w:tcPr>
-          <w:p/>
+          <w:p>
+            <w:r>
+              <w:t>✓</w:t>
+            </w:r>
+          </w:p>
         </w:tc>
         <w:tc>
           <w:tcPr>
@@ -595,6 +871,73 @@
     <w:p>
       <w:r>
         <w:t>For each significant suggestion: Accept / Modify / Reject / Keep unverified.</w:t>
+      </w:r>
+    </w:p>
+    <w:p>
+      <w:r>
+        <w:rPr>
+          <w:b/>
+          <w:bCs/>
+        </w:rPr>
+        <w:t>Accept:</w:t>
+      </w:r>
+      <w:r>
+        <w:t xml:space="preserve"> The appointments are stored in a list of dictionaries.</w:t>
+      </w:r>
+      <w:r>
+        <w:br/>
+      </w:r>
+      <w:r>
+        <w:rPr>
+          <w:b/>
+          <w:bCs/>
+        </w:rPr>
+        <w:t>Accept:</w:t>
+      </w:r>
+      <w:r>
+        <w:t xml:space="preserve"> The program checks that the </w:t>
+      </w:r>
+      <w:proofErr w:type="gramStart"/>
+      <w:r>
+        <w:t>patient</w:t>
+      </w:r>
+      <w:proofErr w:type="gramEnd"/>
+      <w:r>
+        <w:t xml:space="preserve"> name is not empty.</w:t>
+      </w:r>
+      <w:r>
+        <w:br/>
+      </w:r>
+      <w:r>
+        <w:rPr>
+          <w:b/>
+          <w:bCs/>
+        </w:rPr>
+        <w:t>Accept:</w:t>
+      </w:r>
+      <w:r>
+        <w:t xml:space="preserve"> The </w:t>
+      </w:r>
+      <w:proofErr w:type="gramStart"/>
+      <w:r>
+        <w:t>practitioner</w:t>
+      </w:r>
+      <w:proofErr w:type="gramEnd"/>
+      <w:r>
+        <w:t xml:space="preserve"> name and appointment time are not validated.</w:t>
+      </w:r>
+      <w:r>
+        <w:br/>
+      </w:r>
+      <w:r>
+        <w:rPr>
+          <w:b/>
+          <w:bCs/>
+        </w:rPr>
+        <w:t>Accept:</w:t>
+      </w:r>
+      <w:r>
+        <w:t xml:space="preserve"> The program does not check for duplicate appointments.</w:t>
       </w:r>
     </w:p>
     <w:p>
@@ -655,6 +998,48 @@
     </w:p>
     <w:p>
       <w:pPr>
+        <w:pStyle w:val="ListBullet"/>
+        <w:numPr>
+          <w:ilvl w:val="0"/>
+          <w:numId w:val="0"/>
+        </w:numPr>
+      </w:pPr>
+    </w:p>
+    <w:p>
+      <w:pPr>
+        <w:pStyle w:val="ListBullet"/>
+        <w:numPr>
+          <w:ilvl w:val="0"/>
+          <w:numId w:val="0"/>
+        </w:numPr>
+      </w:pPr>
+      <w:r>
+        <w:lastRenderedPageBreak/>
+        <w:t>I would run the program and test a normal appointment, a blank patient name, two appointments with the same</w:t>
+      </w:r>
+      <w:r>
+        <w:t xml:space="preserve"> </w:t>
+      </w:r>
+      <w:r>
+        <w:t>practitioner and time, and unusual values such as None. I would compare the results with the SmartCare</w:t>
+      </w:r>
+      <w:r>
+        <w:t xml:space="preserve"> </w:t>
+      </w:r>
+      <w:r>
+        <w:t xml:space="preserve">requirements and check whether the </w:t>
+      </w:r>
+      <w:proofErr w:type="spellStart"/>
+      <w:r>
+        <w:t>behaviour</w:t>
+      </w:r>
+      <w:proofErr w:type="spellEnd"/>
+      <w:r>
+        <w:t xml:space="preserve"> matches what the code is supposed to do</w:t>
+      </w:r>
+    </w:p>
+    <w:p>
+      <w:pPr>
         <w:pStyle w:val="Heading2"/>
       </w:pPr>
       <w:r>
@@ -664,6 +1049,11 @@
     <w:p>
       <w:r>
         <w:t>Can I explain the final code without reading the AI response? What do I still need to understand?</w:t>
+      </w:r>
+    </w:p>
+    <w:p>
+      <w:r>
+        <w:t>Yes, I can explain that the program stores appointment information in a list of dictionaries and uses functions to add and display appointments. I still need to understand how the input validation works and how the program could detect duplicate appointments or other invalid information</w:t>
       </w:r>
     </w:p>
     <w:sectPr>
@@ -677,7 +1067,7 @@
 </file>
 
 <file path=word/numbering.xml><?xml version="1.0" encoding="utf-8"?>
-<w:numbering xmlns:wpc="http://schemas.microsoft.com/office/word/2010/wordprocessingCanvas" xmlns:cx="http://schemas.microsoft.com/office/drawing/2014/chartex" xmlns:cx1="http://schemas.microsoft.com/office/drawing/2015/9/8/chartex" xmlns:cx2="http://schemas.microsoft.com/office/drawing/2015/10/21/chartex" xmlns:cx3="http://schemas.microsoft.com/office/drawing/2016/5/9/chartex" xmlns:cx4="http://schemas.microsoft.com/office/drawing/2016/5/10/chartex" xmlns:cx5="http://schemas.microsoft.com/office/drawing/2016/5/11/chartex" xmlns:cx6="http://schemas.microsoft.com/office/drawing/2016/5/12/chartex" xmlns:cx7="http://schemas.microsoft.com/office/drawing/2016/5/13/chartex" xmlns:cx8="http://schemas.microsoft.com/office/drawing/2016/5/14/chartex" xmlns:mc="http://schemas.openxmlformats.org/markup-compatibility/2006" xmlns:aink="http://schemas.microsoft.com/office/drawing/2016/ink" xmlns:am3d="http://schemas.microsoft.com/office/drawing/2017/model3d" xmlns:o="urn:schemas-microsoft-com:office:office" xmlns:oel="http://schemas.microsoft.com/office/2019/extlst" xmlns:r="http://schemas.openxmlformats.org/officeDocument/2006/relationships" xmlns:m="http://schemas.openxmlformats.org/officeDocument/2006/math" xmlns:v="urn:schemas-microsoft-com:vml" xmlns:wp14="http://schemas.microsoft.com/office/word/2010/wordprocessingDrawing" xmlns:wp="http://schemas.openxmlformats.org/drawingml/2006/wordprocessingDrawing" xmlns:w10="urn:schemas-microsoft-com:office:word" xmlns:w="http://schemas.openxmlformats.org/wordprocessingml/2006/main" xmlns:w14="http://schemas.microsoft.com/office/word/2010/wordml" xmlns:w15="http://schemas.microsoft.com/office/word/2012/wordml" xmlns:w16cei="http://schemas.microsoft.com/office/word/2026/wordml/cei" xmlns:w16cex="http://schemas.microsoft.com/office/word/2018/wordml/cex" xmlns:w16cid="http://schemas.microsoft.com/office/word/2016/wordml/cid" xmlns:w16="http://schemas.microsoft.com/office/word/2018/wordml" xmlns:w16du="http://schemas.microsoft.com/office/word/2023/wordml/word16du" xmlns:w16sdtdh="http://schemas.microsoft.com/office/word/2020/wordml/sdtdatahash" xmlns:w16sdtfl="http://schemas.microsoft.com/office/word/2024/wordml/sdtformatlock" xmlns:w16se="http://schemas.microsoft.com/office/word/2015/wordml/symex" xmlns:wpg="http://schemas.microsoft.com/office/word/2010/wordprocessingGroup" xmlns:wpi="http://schemas.microsoft.com/office/word/2010/wordprocessingInk" xmlns:wne="http://schemas.microsoft.com/office/word/2006/wordml" xmlns:wps="http://schemas.microsoft.com/office/word/2010/wordprocessingShape" mc:Ignorable="w14 w15 w16se w16cid w16 w16cex w16sdtdh w16sdtfl w16du wp14">
+<w:numbering xmlns:wpc="http://schemas.microsoft.com/office/word/2010/wordprocessingCanvas" xmlns:cx="http://schemas.microsoft.com/office/drawing/2014/chartex" xmlns:cx1="http://schemas.microsoft.com/office/drawing/2015/9/8/chartex" xmlns:cx2="http://schemas.microsoft.com/office/drawing/2015/10/21/chartex" xmlns:cx3="http://schemas.microsoft.com/office/drawing/2016/5/9/chartex" xmlns:cx4="http://schemas.microsoft.com/office/drawing/2016/5/10/chartex" xmlns:cx5="http://schemas.microsoft.com/office/drawing/2016/5/11/chartex" xmlns:cx6="http://schemas.microsoft.com/office/drawing/2016/5/12/chartex" xmlns:cx7="http://schemas.microsoft.com/office/drawing/2016/5/13/chartex" xmlns:cx8="http://schemas.microsoft.com/office/drawing/2016/5/14/chartex" xmlns:mc="http://schemas.openxmlformats.org/markup-compatibility/2006" xmlns:aink="http://schemas.microsoft.com/office/drawing/2016/ink" xmlns:am3d="http://schemas.microsoft.com/office/drawing/2017/model3d" xmlns:o="urn:schemas-microsoft-com:office:office" xmlns:oel="http://schemas.microsoft.com/office/2019/extlst" xmlns:r="http://schemas.openxmlformats.org/officeDocument/2006/relationships" xmlns:m="http://schemas.openxmlformats.org/officeDocument/2006/math" xmlns:v="urn:schemas-microsoft-com:vml" xmlns:wp14="http://schemas.microsoft.com/office/word/2010/wordprocessingDrawing" xmlns:wp="http://schemas.openxmlformats.org/drawingml/2006/wordprocessingDrawing" xmlns:w10="urn:schemas-microsoft-com:office:word" xmlns:w="http://schemas.openxmlformats.org/wordprocessingml/2006/main" xmlns:w14="http://schemas.microsoft.com/office/word/2010/wordml" xmlns:w15="http://schemas.microsoft.com/office/word/2012/wordml" xmlns:w16cex="http://schemas.microsoft.com/office/word/2018/wordml/cex" xmlns:w16cid="http://schemas.microsoft.com/office/word/2016/wordml/cid" xmlns:w16="http://schemas.microsoft.com/office/word/2018/wordml" xmlns:w16du="http://schemas.microsoft.com/office/word/2023/wordml/word16du" xmlns:w16sdtdh="http://schemas.microsoft.com/office/word/2020/wordml/sdtdatahash" xmlns:w16sdtfl="http://schemas.microsoft.com/office/word/2024/wordml/sdtformatlock" xmlns:w16se="http://schemas.microsoft.com/office/word/2015/wordml/symex" xmlns:wpg="http://schemas.microsoft.com/office/word/2010/wordprocessingGroup" xmlns:wpi="http://schemas.microsoft.com/office/word/2010/wordprocessingInk" xmlns:wne="http://schemas.microsoft.com/office/word/2006/wordml" xmlns:wps="http://schemas.microsoft.com/office/word/2010/wordprocessingShape" mc:Ignorable="w14 w15 w16se w16cid w16 w16cex w16sdtdh w16sdtfl w16du wp14">
   <w:abstractNum w:abstractNumId="0" w15:restartNumberingAfterBreak="0">
     <w:nsid w:val="FFFFFF7C"/>
     <w:multiLevelType w:val="singleLevel"/>
@@ -1486,7 +1876,6 @@
   <w:style w:type="character" w:default="1" w:styleId="DefaultParagraphFont">
     <w:name w:val="Default Paragraph Font"/>
     <w:uiPriority w:val="1"/>
-    <w:semiHidden/>
     <w:unhideWhenUsed/>
   </w:style>
   <w:style w:type="table" w:default="1" w:styleId="TableNormal">
